--- a/eval/corpora/uv-docs-ingested/sources/guides/projects.docx
+++ b/eval/corpora/uv-docs-ingested/sources/guides/projects.docx
@@ -10,7 +10,7 @@
         <w:t xml:space="preserve">Working on projects</w:t>
       </w:r>
     </w:p>
-    <w:bookmarkStart w:id="23" w:name="working-on-projects"/>
+    <w:bookmarkStart w:id="31" w:name="working-on-projects"/>
     <w:p>
       <w:pPr>
         <w:pStyle w:val="Heading1"/>
@@ -248,19 +248,7 @@
         <w:t xml:space="preserve"> </w:t>
       </w:r>
       <w:r>
-        <w:t xml:space="preserve">entrypoint referring to a simple</w:t>
-      </w:r>
-      <w:r>
-        <w:t xml:space="preserve"> </w:t>
-      </w:r>
-      <w:r>
-        <w:t xml:space="preserve">“Hello world”</w:t>
-      </w:r>
-      <w:r>
-        <w:t xml:space="preserve"> </w:t>
-      </w:r>
-      <w:r>
-        <w:t xml:space="preserve">program</w:t>
+        <w:t xml:space="preserve">entrypoint referring to a simple "Hello world" program</w:t>
       </w:r>
       <w:r>
         <w:t xml:space="preserve"> </w:t>
@@ -314,7 +302,7 @@
       </w:r>
     </w:p>
     <w:bookmarkEnd w:id="9"/>
-    <w:bookmarkStart w:id="12" w:name="project-structure"/>
+    <w:bookmarkStart w:id="18" w:name="project-structure"/>
     <w:p>
       <w:pPr>
         <w:pStyle w:val="Heading2"/>
@@ -536,7 +524,7 @@
         <w:t xml:space="preserve">└── uv.lock</w:t>
       </w:r>
     </w:p>
-    <w:bookmarkStart w:id="11" w:name="pyproject.toml"/>
+    <w:bookmarkStart w:id="12" w:name="pyprojecttoml"/>
     <w:p>
       <w:pPr>
         <w:pStyle w:val="Heading3"/>
@@ -573,118 +561,661 @@
     </w:p>
     <w:p>
       <w:pPr>
+        <w:pStyle w:val="SourceCode"/>
+      </w:pPr>
+      <w:r>
+        <w:rPr>
+          <w:rStyle w:val="KeywordTok"/>
+        </w:rPr>
+        <w:t xml:space="preserve">[project]</w:t>
+      </w:r>
+      <w:r>
+        <w:br/>
+      </w:r>
+      <w:r>
+        <w:rPr>
+          <w:rStyle w:val="DataTypeTok"/>
+        </w:rPr>
+        <w:t xml:space="preserve">name</w:t>
+      </w:r>
+      <w:r>
+        <w:rPr>
+          <w:rStyle w:val="NormalTok"/>
+        </w:rPr>
+        <w:t xml:space="preserve"> </w:t>
+      </w:r>
+      <w:r>
+        <w:rPr>
+          <w:rStyle w:val="OperatorTok"/>
+        </w:rPr>
+        <w:t xml:space="preserve">=</w:t>
+      </w:r>
+      <w:r>
+        <w:rPr>
+          <w:rStyle w:val="NormalTok"/>
+        </w:rPr>
+        <w:t xml:space="preserve"> </w:t>
+      </w:r>
+      <w:r>
+        <w:rPr>
+          <w:rStyle w:val="StringTok"/>
+        </w:rPr>
+        <w:t xml:space="preserve">"hello-world"</w:t>
+      </w:r>
+      <w:r>
+        <w:br/>
+      </w:r>
+      <w:r>
+        <w:rPr>
+          <w:rStyle w:val="DataTypeTok"/>
+        </w:rPr>
+        <w:t xml:space="preserve">version</w:t>
+      </w:r>
+      <w:r>
+        <w:rPr>
+          <w:rStyle w:val="NormalTok"/>
+        </w:rPr>
+        <w:t xml:space="preserve"> </w:t>
+      </w:r>
+      <w:r>
+        <w:rPr>
+          <w:rStyle w:val="OperatorTok"/>
+        </w:rPr>
+        <w:t xml:space="preserve">=</w:t>
+      </w:r>
+      <w:r>
+        <w:rPr>
+          <w:rStyle w:val="NormalTok"/>
+        </w:rPr>
+        <w:t xml:space="preserve"> </w:t>
+      </w:r>
+      <w:r>
+        <w:rPr>
+          <w:rStyle w:val="StringTok"/>
+        </w:rPr>
+        <w:t xml:space="preserve">"0.1.0"</w:t>
+      </w:r>
+      <w:r>
+        <w:br/>
+      </w:r>
+      <w:r>
+        <w:rPr>
+          <w:rStyle w:val="DataTypeTok"/>
+        </w:rPr>
+        <w:t xml:space="preserve">description</w:t>
+      </w:r>
+      <w:r>
+        <w:rPr>
+          <w:rStyle w:val="NormalTok"/>
+        </w:rPr>
+        <w:t xml:space="preserve"> </w:t>
+      </w:r>
+      <w:r>
+        <w:rPr>
+          <w:rStyle w:val="OperatorTok"/>
+        </w:rPr>
+        <w:t xml:space="preserve">=</w:t>
+      </w:r>
+      <w:r>
+        <w:rPr>
+          <w:rStyle w:val="NormalTok"/>
+        </w:rPr>
+        <w:t xml:space="preserve"> </w:t>
+      </w:r>
+      <w:r>
+        <w:rPr>
+          <w:rStyle w:val="StringTok"/>
+        </w:rPr>
+        <w:t xml:space="preserve">"Add your description here"</w:t>
+      </w:r>
+      <w:r>
+        <w:br/>
+      </w:r>
+      <w:r>
+        <w:rPr>
+          <w:rStyle w:val="DataTypeTok"/>
+        </w:rPr>
+        <w:t xml:space="preserve">readme</w:t>
+      </w:r>
+      <w:r>
+        <w:rPr>
+          <w:rStyle w:val="NormalTok"/>
+        </w:rPr>
+        <w:t xml:space="preserve"> </w:t>
+      </w:r>
+      <w:r>
+        <w:rPr>
+          <w:rStyle w:val="OperatorTok"/>
+        </w:rPr>
+        <w:t xml:space="preserve">=</w:t>
+      </w:r>
+      <w:r>
+        <w:rPr>
+          <w:rStyle w:val="NormalTok"/>
+        </w:rPr>
+        <w:t xml:space="preserve"> </w:t>
+      </w:r>
+      <w:r>
+        <w:rPr>
+          <w:rStyle w:val="StringTok"/>
+        </w:rPr>
+        <w:t xml:space="preserve">"README.md"</w:t>
+      </w:r>
+      <w:r>
+        <w:br/>
+      </w:r>
+      <w:r>
+        <w:rPr>
+          <w:rStyle w:val="DataTypeTok"/>
+        </w:rPr>
+        <w:t xml:space="preserve">authors</w:t>
+      </w:r>
+      <w:r>
+        <w:rPr>
+          <w:rStyle w:val="NormalTok"/>
+        </w:rPr>
+        <w:t xml:space="preserve"> </w:t>
+      </w:r>
+      <w:r>
+        <w:rPr>
+          <w:rStyle w:val="OperatorTok"/>
+        </w:rPr>
+        <w:t xml:space="preserve">=</w:t>
+      </w:r>
+      <w:r>
+        <w:rPr>
+          <w:rStyle w:val="NormalTok"/>
+        </w:rPr>
+        <w:t xml:space="preserve"> </w:t>
+      </w:r>
+      <w:r>
+        <w:rPr>
+          <w:rStyle w:val="OperatorTok"/>
+        </w:rPr>
+        <w:t xml:space="preserve">[</w:t>
+      </w:r>
+      <w:r>
+        <w:br/>
+      </w:r>
+      <w:r>
+        <w:rPr>
+          <w:rStyle w:val="NormalTok"/>
+        </w:rPr>
+        <w:t xml:space="preserve">  </w:t>
+      </w:r>
+      <w:r>
+        <w:rPr>
+          <w:rStyle w:val="OperatorTok"/>
+        </w:rPr>
+        <w:t xml:space="preserve">{ </w:t>
+      </w:r>
+      <w:r>
+        <w:rPr>
+          <w:rStyle w:val="DataTypeTok"/>
+        </w:rPr>
+        <w:t xml:space="preserve">name</w:t>
+      </w:r>
+      <w:r>
+        <w:rPr>
+          <w:rStyle w:val="OperatorTok"/>
+        </w:rPr>
+        <w:t xml:space="preserve"> =</w:t>
+      </w:r>
+      <w:r>
+        <w:rPr>
+          <w:rStyle w:val="NormalTok"/>
+        </w:rPr>
+        <w:t xml:space="preserve"> </w:t>
+      </w:r>
+      <w:r>
+        <w:rPr>
+          <w:rStyle w:val="StringTok"/>
+        </w:rPr>
+        <w:t xml:space="preserve">"ferris"</w:t>
+      </w:r>
+      <w:r>
+        <w:rPr>
+          <w:rStyle w:val="OperatorTok"/>
+        </w:rPr>
+        <w:t xml:space="preserve">, </w:t>
+      </w:r>
+      <w:r>
+        <w:rPr>
+          <w:rStyle w:val="DataTypeTok"/>
+        </w:rPr>
+        <w:t xml:space="preserve">email</w:t>
+      </w:r>
+      <w:r>
+        <w:rPr>
+          <w:rStyle w:val="OperatorTok"/>
+        </w:rPr>
+        <w:t xml:space="preserve"> =</w:t>
+      </w:r>
+      <w:r>
+        <w:rPr>
+          <w:rStyle w:val="NormalTok"/>
+        </w:rPr>
+        <w:t xml:space="preserve"> </w:t>
+      </w:r>
+      <w:r>
+        <w:rPr>
+          <w:rStyle w:val="StringTok"/>
+        </w:rPr>
+        <w:t xml:space="preserve">"ferris@example.org"</w:t>
+      </w:r>
+      <w:r>
+        <w:rPr>
+          <w:rStyle w:val="OperatorTok"/>
+        </w:rPr>
+        <w:t xml:space="preserve"> }</w:t>
+      </w:r>
+      <w:r>
+        <w:br/>
+      </w:r>
+      <w:r>
+        <w:rPr>
+          <w:rStyle w:val="OperatorTok"/>
+        </w:rPr>
+        <w:t xml:space="preserve">]</w:t>
+      </w:r>
+      <w:r>
+        <w:br/>
+      </w:r>
+      <w:r>
+        <w:rPr>
+          <w:rStyle w:val="DataTypeTok"/>
+        </w:rPr>
+        <w:t xml:space="preserve">requires-python</w:t>
+      </w:r>
+      <w:r>
+        <w:rPr>
+          <w:rStyle w:val="NormalTok"/>
+        </w:rPr>
+        <w:t xml:space="preserve"> </w:t>
+      </w:r>
+      <w:r>
+        <w:rPr>
+          <w:rStyle w:val="OperatorTok"/>
+        </w:rPr>
+        <w:t xml:space="preserve">=</w:t>
+      </w:r>
+      <w:r>
+        <w:rPr>
+          <w:rStyle w:val="NormalTok"/>
+        </w:rPr>
+        <w:t xml:space="preserve"> </w:t>
+      </w:r>
+      <w:r>
+        <w:rPr>
+          <w:rStyle w:val="StringTok"/>
+        </w:rPr>
+        <w:t xml:space="preserve">"&gt;=3.14"</w:t>
+      </w:r>
+      <w:r>
+        <w:br/>
+      </w:r>
+      <w:r>
+        <w:rPr>
+          <w:rStyle w:val="DataTypeTok"/>
+        </w:rPr>
+        <w:t xml:space="preserve">dependencies</w:t>
+      </w:r>
+      <w:r>
+        <w:rPr>
+          <w:rStyle w:val="NormalTok"/>
+        </w:rPr>
+        <w:t xml:space="preserve"> </w:t>
+      </w:r>
+      <w:r>
+        <w:rPr>
+          <w:rStyle w:val="OperatorTok"/>
+        </w:rPr>
+        <w:t xml:space="preserve">=</w:t>
+      </w:r>
+      <w:r>
+        <w:rPr>
+          <w:rStyle w:val="NormalTok"/>
+        </w:rPr>
+        <w:t xml:space="preserve"> </w:t>
+      </w:r>
+      <w:r>
+        <w:rPr>
+          <w:rStyle w:val="OperatorTok"/>
+        </w:rPr>
+        <w:t xml:space="preserve">[]</w:t>
+      </w:r>
+      <w:r>
+        <w:br/>
+      </w:r>
+      <w:r>
+        <w:br/>
+      </w:r>
+      <w:r>
+        <w:rPr>
+          <w:rStyle w:val="KeywordTok"/>
+        </w:rPr>
+        <w:t xml:space="preserve">[project.scripts]</w:t>
+      </w:r>
+      <w:r>
+        <w:br/>
+      </w:r>
+      <w:r>
+        <w:rPr>
+          <w:rStyle w:val="DataTypeTok"/>
+        </w:rPr>
+        <w:t xml:space="preserve">hello-world</w:t>
+      </w:r>
+      <w:r>
+        <w:rPr>
+          <w:rStyle w:val="NormalTok"/>
+        </w:rPr>
+        <w:t xml:space="preserve"> </w:t>
+      </w:r>
+      <w:r>
+        <w:rPr>
+          <w:rStyle w:val="OperatorTok"/>
+        </w:rPr>
+        <w:t xml:space="preserve">=</w:t>
+      </w:r>
+      <w:r>
+        <w:rPr>
+          <w:rStyle w:val="NormalTok"/>
+        </w:rPr>
+        <w:t xml:space="preserve"> </w:t>
+      </w:r>
+      <w:r>
+        <w:rPr>
+          <w:rStyle w:val="StringTok"/>
+        </w:rPr>
+        <w:t xml:space="preserve">"hello_world:main"</w:t>
+      </w:r>
+      <w:r>
+        <w:br/>
+      </w:r>
+      <w:r>
+        <w:br/>
+      </w:r>
+      <w:r>
+        <w:rPr>
+          <w:rStyle w:val="KeywordTok"/>
+        </w:rPr>
+        <w:t xml:space="preserve">[build-system]</w:t>
+      </w:r>
+      <w:r>
+        <w:br/>
+      </w:r>
+      <w:r>
+        <w:rPr>
+          <w:rStyle w:val="DataTypeTok"/>
+        </w:rPr>
+        <w:t xml:space="preserve">requires</w:t>
+      </w:r>
+      <w:r>
+        <w:rPr>
+          <w:rStyle w:val="NormalTok"/>
+        </w:rPr>
+        <w:t xml:space="preserve"> </w:t>
+      </w:r>
+      <w:r>
+        <w:rPr>
+          <w:rStyle w:val="OperatorTok"/>
+        </w:rPr>
+        <w:t xml:space="preserve">=</w:t>
+      </w:r>
+      <w:r>
+        <w:rPr>
+          <w:rStyle w:val="NormalTok"/>
+        </w:rPr>
+        <w:t xml:space="preserve"> </w:t>
+      </w:r>
+      <w:r>
+        <w:rPr>
+          <w:rStyle w:val="OperatorTok"/>
+        </w:rPr>
+        <w:t xml:space="preserve">[</w:t>
+      </w:r>
+      <w:r>
+        <w:rPr>
+          <w:rStyle w:val="StringTok"/>
+        </w:rPr>
+        <w:t xml:space="preserve">"uv_build&gt;=0.12.7,&lt;0.13"</w:t>
+      </w:r>
+      <w:r>
+        <w:rPr>
+          <w:rStyle w:val="OperatorTok"/>
+        </w:rPr>
+        <w:t xml:space="preserve">]</w:t>
+      </w:r>
+      <w:r>
+        <w:br/>
+      </w:r>
+      <w:r>
+        <w:rPr>
+          <w:rStyle w:val="DataTypeTok"/>
+        </w:rPr>
+        <w:t xml:space="preserve">build-backend</w:t>
+      </w:r>
+      <w:r>
+        <w:rPr>
+          <w:rStyle w:val="NormalTok"/>
+        </w:rPr>
+        <w:t xml:space="preserve"> </w:t>
+      </w:r>
+      <w:r>
+        <w:rPr>
+          <w:rStyle w:val="OperatorTok"/>
+        </w:rPr>
+        <w:t xml:space="preserve">=</w:t>
+      </w:r>
+      <w:r>
+        <w:rPr>
+          <w:rStyle w:val="NormalTok"/>
+        </w:rPr>
+        <w:t xml:space="preserve"> </w:t>
+      </w:r>
+      <w:r>
+        <w:rPr>
+          <w:rStyle w:val="StringTok"/>
+        </w:rPr>
+        <w:t xml:space="preserve">"uv_build"</w:t>
+      </w:r>
+    </w:p>
+    <w:p>
+      <w:pPr>
+        <w:pStyle w:val="FirstParagraph"/>
+      </w:pPr>
+      <w:r>
+        <w:t xml:space="preserve">You'll use this file to specify dependencies, as well as details about the project such as its</w:t>
+      </w:r>
+      <w:r>
+        <w:t xml:space="preserve"> </w:t>
+      </w:r>
+      <w:r>
+        <w:t xml:space="preserve">description or license. You can edit this file manually, or use commands like</w:t>
+      </w:r>
+      <w:r>
+        <w:t xml:space="preserve"> </w:t>
+      </w:r>
+      <w:r>
+        <w:rPr>
+          <w:rStyle w:val="VerbatimChar"/>
+        </w:rPr>
+        <w:t xml:space="preserve">uv add</w:t>
+      </w:r>
+      <w:r>
+        <w:t xml:space="preserve"> </w:t>
+      </w:r>
+      <w:r>
+        <w:t xml:space="preserve">and</w:t>
+      </w:r>
+      <w:r>
+        <w:t xml:space="preserve"> </w:t>
+      </w:r>
+      <w:r>
+        <w:rPr>
+          <w:rStyle w:val="VerbatimChar"/>
+        </w:rPr>
+        <w:t xml:space="preserve">uv remove</w:t>
+      </w:r>
+      <w:r>
+        <w:t xml:space="preserve"> </w:t>
+      </w:r>
+      <w:r>
+        <w:t xml:space="preserve">to manage your project from the terminal.</w:t>
+      </w:r>
+    </w:p>
+    <w:p>
+      <w:pPr>
         <w:pStyle w:val="BodyText"/>
       </w:pPr>
       <w:r>
-        <w:t xml:space="preserve">```toml title=</w:t>
-      </w:r>
-      <w:r>
-        <w:t xml:space="preserve">“pyproject.toml”</w:t>
-      </w:r>
-      <w:r>
-        <w:t xml:space="preserve"> </w:t>
-      </w:r>
-      <w:r>
-        <w:t xml:space="preserve">[project]</w:t>
-      </w:r>
-      <w:r>
-        <w:t xml:space="preserve"> </w:t>
-      </w:r>
-      <w:r>
-        <w:t xml:space="preserve">name =</w:t>
-      </w:r>
-      <w:r>
-        <w:t xml:space="preserve"> </w:t>
-      </w:r>
-      <w:r>
-        <w:t xml:space="preserve">“hello-world”</w:t>
-      </w:r>
-      <w:r>
-        <w:t xml:space="preserve"> </w:t>
-      </w:r>
-      <w:r>
-        <w:t xml:space="preserve">version =</w:t>
-      </w:r>
-      <w:r>
-        <w:t xml:space="preserve"> </w:t>
-      </w:r>
-      <w:r>
-        <w:t xml:space="preserve">“0.1.0”</w:t>
-      </w:r>
-      <w:r>
-        <w:t xml:space="preserve"> </w:t>
-      </w:r>
-      <w:r>
-        <w:t xml:space="preserve">description =</w:t>
-      </w:r>
-      <w:r>
-        <w:t xml:space="preserve"> </w:t>
-      </w:r>
-      <w:r>
-        <w:t xml:space="preserve">“Add your description here”</w:t>
-      </w:r>
-      <w:r>
-        <w:t xml:space="preserve"> </w:t>
-      </w:r>
-      <w:r>
-        <w:t xml:space="preserve">readme =</w:t>
-      </w:r>
-      <w:r>
-        <w:t xml:space="preserve"> </w:t>
-      </w:r>
-      <w:r>
-        <w:t xml:space="preserve">“README.md”</w:t>
-      </w:r>
-      <w:r>
-        <w:t xml:space="preserve"> </w:t>
-      </w:r>
-      <w:r>
-        <w:t xml:space="preserve">authors = [</w:t>
-      </w:r>
-      <w:r>
-        <w:t xml:space="preserve"> </w:t>
-      </w:r>
-      <w:r>
-        <w:t xml:space="preserve">{ name =</w:t>
-      </w:r>
-      <w:r>
-        <w:t xml:space="preserve"> </w:t>
-      </w:r>
-      <w:r>
-        <w:t xml:space="preserve">“ferris”</w:t>
-      </w:r>
-      <w:r>
-        <w:t xml:space="preserve">, email =</w:t>
-      </w:r>
-      <w:r>
-        <w:t xml:space="preserve"> </w:t>
-      </w:r>
-      <w:r>
-        <w:t xml:space="preserve">“ferris@example.org”</w:t>
-      </w:r>
-      <w:r>
-        <w:t xml:space="preserve"> </w:t>
-      </w:r>
-      <w:r>
-        <w:t xml:space="preserve">}]</w:t>
-      </w:r>
-      <w:r>
-        <w:t xml:space="preserve"> </w:t>
-      </w:r>
-      <w:r>
-        <w:t xml:space="preserve">requires-python =</w:t>
-      </w:r>
-      <w:r>
-        <w:t xml:space="preserve"> </w:t>
-      </w:r>
-      <w:r>
-        <w:t xml:space="preserve">“&gt;=3.14”</w:t>
-      </w:r>
-      <w:r>
-        <w:t xml:space="preserve"> </w:t>
-      </w:r>
-      <w:r>
-        <w:t xml:space="preserve">dependencies = []</w:t>
+        <w:t xml:space="preserve">!!! tip</w:t>
+      </w:r>
+    </w:p>
+    <w:p>
+      <w:pPr>
+        <w:pStyle w:val="SourceCode"/>
+      </w:pPr>
+      <w:r>
+        <w:rPr>
+          <w:rStyle w:val="VerbatimChar"/>
+        </w:rPr>
+        <w:t xml:space="preserve">See the official [`pyproject.toml` guide](https://packaging.python.org/en/latest/guides/writing-pyproject-toml/)</w:t>
+      </w:r>
+      <w:r>
+        <w:br/>
+      </w:r>
+      <w:r>
+        <w:rPr>
+          <w:rStyle w:val="VerbatimChar"/>
+        </w:rPr>
+        <w:t xml:space="preserve">for more details on getting started with the `pyproject.toml` format.</w:t>
+      </w:r>
+    </w:p>
+    <w:p>
+      <w:pPr>
+        <w:pStyle w:val="FirstParagraph"/>
+      </w:pPr>
+      <w:r>
+        <w:t xml:space="preserve">You'll also use this file to specify uv</w:t>
+      </w:r>
+      <w:r>
+        <w:t xml:space="preserve"> </w:t>
+      </w:r>
+      <w:hyperlink r:id="rId10">
+        <w:r>
+          <w:rPr>
+            <w:rStyle w:val="Hyperlink"/>
+          </w:rPr>
+          <w:t xml:space="preserve">configuration options</w:t>
+        </w:r>
+      </w:hyperlink>
+      <w:r>
+        <w:t xml:space="preserve"> </w:t>
+      </w:r>
+      <w:r>
+        <w:t xml:space="preserve">in a</w:t>
+      </w:r>
+      <w:r>
+        <w:t xml:space="preserve"> </w:t>
+      </w:r>
+      <w:hyperlink r:id="rId11">
+        <w:r>
+          <w:rPr>
+            <w:rStyle w:val="VerbatimChar"/>
+          </w:rPr>
+          <w:t xml:space="preserve">[tool.uv]</w:t>
+        </w:r>
+      </w:hyperlink>
+      <w:r>
+        <w:t xml:space="preserve"> </w:t>
+      </w:r>
+      <w:r>
+        <w:t xml:space="preserve">section.</w:t>
+      </w:r>
+    </w:p>
+    <w:bookmarkEnd w:id="12"/>
+    <w:bookmarkStart w:id="13" w:name="python-version"/>
+    <w:p>
+      <w:pPr>
+        <w:pStyle w:val="Heading3"/>
+      </w:pPr>
+      <w:r>
+        <w:rPr>
+          <w:rStyle w:val="VerbatimChar"/>
+        </w:rPr>
+        <w:t xml:space="preserve">.python-version</w:t>
+      </w:r>
+    </w:p>
+    <w:p>
+      <w:pPr>
+        <w:pStyle w:val="FirstParagraph"/>
+      </w:pPr>
+      <w:r>
+        <w:t xml:space="preserve">The</w:t>
+      </w:r>
+      <w:r>
+        <w:t xml:space="preserve"> </w:t>
+      </w:r>
+      <w:r>
+        <w:rPr>
+          <w:rStyle w:val="VerbatimChar"/>
+        </w:rPr>
+        <w:t xml:space="preserve">.python-version</w:t>
+      </w:r>
+      <w:r>
+        <w:t xml:space="preserve"> </w:t>
+      </w:r>
+      <w:r>
+        <w:t xml:space="preserve">file contains the project's default Python version. This file tells uv which</w:t>
+      </w:r>
+      <w:r>
+        <w:t xml:space="preserve"> </w:t>
+      </w:r>
+      <w:r>
+        <w:t xml:space="preserve">Python version to use when creating the project's virtual environment.</w:t>
+      </w:r>
+    </w:p>
+    <w:bookmarkEnd w:id="13"/>
+    <w:bookmarkStart w:id="15" w:name="venv"/>
+    <w:p>
+      <w:pPr>
+        <w:pStyle w:val="Heading3"/>
+      </w:pPr>
+      <w:r>
+        <w:rPr>
+          <w:rStyle w:val="VerbatimChar"/>
+        </w:rPr>
+        <w:t xml:space="preserve">.venv</w:t>
+      </w:r>
+    </w:p>
+    <w:p>
+      <w:pPr>
+        <w:pStyle w:val="FirstParagraph"/>
+      </w:pPr>
+      <w:r>
+        <w:t xml:space="preserve">The</w:t>
+      </w:r>
+      <w:r>
+        <w:t xml:space="preserve"> </w:t>
+      </w:r>
+      <w:r>
+        <w:rPr>
+          <w:rStyle w:val="VerbatimChar"/>
+        </w:rPr>
+        <w:t xml:space="preserve">.venv</w:t>
+      </w:r>
+      <w:r>
+        <w:t xml:space="preserve"> </w:t>
+      </w:r>
+      <w:r>
+        <w:t xml:space="preserve">folder contains your project's virtual environment, a Python environment that is</w:t>
+      </w:r>
+      <w:r>
+        <w:t xml:space="preserve"> </w:t>
+      </w:r>
+      <w:r>
+        <w:t xml:space="preserve">isolated from the rest of your system. This is where uv will install your project's dependencies.</w:t>
       </w:r>
     </w:p>
     <w:p>
@@ -692,19 +1223,99 @@
         <w:pStyle w:val="BodyText"/>
       </w:pPr>
       <w:r>
-        <w:t xml:space="preserve">[project.scripts]</w:t>
-      </w:r>
-      <w:r>
-        <w:t xml:space="preserve"> </w:t>
-      </w:r>
-      <w:r>
-        <w:t xml:space="preserve">hello-world =</w:t>
-      </w:r>
-      <w:r>
-        <w:t xml:space="preserve"> </w:t>
-      </w:r>
-      <w:r>
-        <w:t xml:space="preserve">“hello_world:main”</w:t>
+        <w:t xml:space="preserve">See the</w:t>
+      </w:r>
+      <w:r>
+        <w:t xml:space="preserve"> </w:t>
+      </w:r>
+      <w:hyperlink r:id="rId14">
+        <w:r>
+          <w:rPr>
+            <w:rStyle w:val="Hyperlink"/>
+          </w:rPr>
+          <w:t xml:space="preserve">project environment</w:t>
+        </w:r>
+      </w:hyperlink>
+      <w:r>
+        <w:t xml:space="preserve"> </w:t>
+      </w:r>
+      <w:r>
+        <w:t xml:space="preserve">documentation</w:t>
+      </w:r>
+      <w:r>
+        <w:t xml:space="preserve"> </w:t>
+      </w:r>
+      <w:r>
+        <w:t xml:space="preserve">for more details.</w:t>
+      </w:r>
+    </w:p>
+    <w:bookmarkEnd w:id="15"/>
+    <w:bookmarkStart w:id="17" w:name="uvlock"/>
+    <w:p>
+      <w:pPr>
+        <w:pStyle w:val="Heading3"/>
+      </w:pPr>
+      <w:r>
+        <w:rPr>
+          <w:rStyle w:val="VerbatimChar"/>
+        </w:rPr>
+        <w:t xml:space="preserve">uv.lock</w:t>
+      </w:r>
+    </w:p>
+    <w:p>
+      <w:pPr>
+        <w:pStyle w:val="FirstParagraph"/>
+      </w:pPr>
+      <w:r>
+        <w:rPr>
+          <w:rStyle w:val="VerbatimChar"/>
+        </w:rPr>
+        <w:t xml:space="preserve">uv.lock</w:t>
+      </w:r>
+      <w:r>
+        <w:t xml:space="preserve"> </w:t>
+      </w:r>
+      <w:r>
+        <w:t xml:space="preserve">is a cross-platform lockfile that contains exact information about your project's</w:t>
+      </w:r>
+      <w:r>
+        <w:t xml:space="preserve"> </w:t>
+      </w:r>
+      <w:r>
+        <w:t xml:space="preserve">dependencies. Unlike the</w:t>
+      </w:r>
+      <w:r>
+        <w:t xml:space="preserve"> </w:t>
+      </w:r>
+      <w:r>
+        <w:rPr>
+          <w:rStyle w:val="VerbatimChar"/>
+        </w:rPr>
+        <w:t xml:space="preserve">pyproject.toml</w:t>
+      </w:r>
+      <w:r>
+        <w:t xml:space="preserve"> </w:t>
+      </w:r>
+      <w:r>
+        <w:t xml:space="preserve">which is used to specify the broad requirements of your</w:t>
+      </w:r>
+      <w:r>
+        <w:t xml:space="preserve"> </w:t>
+      </w:r>
+      <w:r>
+        <w:t xml:space="preserve">project, the lockfile contains the exact resolved versions that are installed in the project</w:t>
+      </w:r>
+      <w:r>
+        <w:t xml:space="preserve"> </w:t>
+      </w:r>
+      <w:r>
+        <w:t xml:space="preserve">environment. This file should be checked into version control, allowing for consistent and</w:t>
+      </w:r>
+      <w:r>
+        <w:t xml:space="preserve"> </w:t>
+      </w:r>
+      <w:r>
+        <w:t xml:space="preserve">reproducible installations across machines.</w:t>
       </w:r>
     </w:p>
     <w:p>
@@ -712,31 +1323,96 @@
         <w:pStyle w:val="BodyText"/>
       </w:pPr>
       <w:r>
-        <w:t xml:space="preserve">[build-system]</w:t>
-      </w:r>
-      <w:r>
-        <w:t xml:space="preserve"> </w:t>
-      </w:r>
-      <w:r>
-        <w:t xml:space="preserve">requires = [</w:t>
-      </w:r>
-      <w:r>
-        <w:t xml:space="preserve">“uv_build&gt;=0.12.7,&lt;0.13”</w:t>
-      </w:r>
-      <w:r>
-        <w:t xml:space="preserve">]</w:t>
-      </w:r>
-      <w:r>
-        <w:t xml:space="preserve"> </w:t>
-      </w:r>
-      <w:r>
-        <w:t xml:space="preserve">build-backend =</w:t>
-      </w:r>
-      <w:r>
-        <w:t xml:space="preserve"> </w:t>
-      </w:r>
-      <w:r>
-        <w:t xml:space="preserve">“uv_build”</w:t>
+        <w:rPr>
+          <w:rStyle w:val="VerbatimChar"/>
+        </w:rPr>
+        <w:t xml:space="preserve">uv.lock</w:t>
+      </w:r>
+      <w:r>
+        <w:t xml:space="preserve"> </w:t>
+      </w:r>
+      <w:r>
+        <w:t xml:space="preserve">is a human-readable TOML file but is managed by uv and should not be edited manually.</w:t>
+      </w:r>
+    </w:p>
+    <w:p>
+      <w:pPr>
+        <w:pStyle w:val="BodyText"/>
+      </w:pPr>
+      <w:r>
+        <w:t xml:space="preserve">See the</w:t>
+      </w:r>
+      <w:r>
+        <w:t xml:space="preserve"> </w:t>
+      </w:r>
+      <w:hyperlink r:id="rId16">
+        <w:r>
+          <w:rPr>
+            <w:rStyle w:val="Hyperlink"/>
+          </w:rPr>
+          <w:t xml:space="preserve">lockfile</w:t>
+        </w:r>
+      </w:hyperlink>
+      <w:r>
+        <w:t xml:space="preserve"> </w:t>
+      </w:r>
+      <w:r>
+        <w:t xml:space="preserve">documentation for more details.</w:t>
+      </w:r>
+    </w:p>
+    <w:bookmarkEnd w:id="17"/>
+    <w:bookmarkEnd w:id="18"/>
+    <w:bookmarkStart w:id="20" w:name="managing-dependencies"/>
+    <w:p>
+      <w:pPr>
+        <w:pStyle w:val="Heading2"/>
+      </w:pPr>
+      <w:r>
+        <w:t xml:space="preserve">Managing dependencies</w:t>
+      </w:r>
+    </w:p>
+    <w:p>
+      <w:pPr>
+        <w:pStyle w:val="FirstParagraph"/>
+      </w:pPr>
+      <w:r>
+        <w:t xml:space="preserve">You can add dependencies to your</w:t>
+      </w:r>
+      <w:r>
+        <w:t xml:space="preserve"> </w:t>
+      </w:r>
+      <w:r>
+        <w:rPr>
+          <w:rStyle w:val="VerbatimChar"/>
+        </w:rPr>
+        <w:t xml:space="preserve">pyproject.toml</w:t>
+      </w:r>
+      <w:r>
+        <w:t xml:space="preserve"> </w:t>
+      </w:r>
+      <w:r>
+        <w:t xml:space="preserve">with the</w:t>
+      </w:r>
+      <w:r>
+        <w:t xml:space="preserve"> </w:t>
+      </w:r>
+      <w:r>
+        <w:rPr>
+          <w:rStyle w:val="VerbatimChar"/>
+        </w:rPr>
+        <w:t xml:space="preserve">uv add</w:t>
+      </w:r>
+      <w:r>
+        <w:t xml:space="preserve"> </w:t>
+      </w:r>
+      <w:r>
+        <w:t xml:space="preserve">command. This will also update</w:t>
+      </w:r>
+      <w:r>
+        <w:t xml:space="preserve"> </w:t>
+      </w:r>
+      <w:r>
+        <w:t xml:space="preserve">the lockfile and project environment:</w:t>
       </w:r>
     </w:p>
     <w:p>
@@ -744,306 +1420,6 @@
         <w:pStyle w:val="SourceCode"/>
       </w:pPr>
       <w:r>
-        <w:br/>
-      </w:r>
-      <w:r>
-        <w:rPr>
-          <w:rStyle w:val="VerbatimChar"/>
-        </w:rPr>
-        <w:t xml:space="preserve">You'll use this file to specify dependencies, as well as details about the project such as its</w:t>
-      </w:r>
-      <w:r>
-        <w:br/>
-      </w:r>
-      <w:r>
-        <w:rPr>
-          <w:rStyle w:val="VerbatimChar"/>
-        </w:rPr>
-        <w:t xml:space="preserve">description or license. You can edit this file manually, or use commands like `uv add` and</w:t>
-      </w:r>
-      <w:r>
-        <w:br/>
-      </w:r>
-      <w:r>
-        <w:rPr>
-          <w:rStyle w:val="VerbatimChar"/>
-        </w:rPr>
-        <w:t xml:space="preserve">`uv remove` to manage your project from the terminal.</w:t>
-      </w:r>
-      <w:r>
-        <w:br/>
-      </w:r>
-      <w:r>
-        <w:br/>
-      </w:r>
-      <w:r>
-        <w:rPr>
-          <w:rStyle w:val="VerbatimChar"/>
-        </w:rPr>
-        <w:t xml:space="preserve">!!! tip</w:t>
-      </w:r>
-      <w:r>
-        <w:br/>
-      </w:r>
-      <w:r>
-        <w:br/>
-      </w:r>
-      <w:r>
-        <w:rPr>
-          <w:rStyle w:val="VerbatimChar"/>
-        </w:rPr>
-        <w:t xml:space="preserve">    See the official [`pyproject.toml` guide](https://packaging.python.org/en/latest/guides/writing-pyproject-toml/)</w:t>
-      </w:r>
-      <w:r>
-        <w:br/>
-      </w:r>
-      <w:r>
-        <w:rPr>
-          <w:rStyle w:val="VerbatimChar"/>
-        </w:rPr>
-        <w:t xml:space="preserve">    for more details on getting started with the `pyproject.toml` format.</w:t>
-      </w:r>
-      <w:r>
-        <w:br/>
-      </w:r>
-      <w:r>
-        <w:br/>
-      </w:r>
-      <w:r>
-        <w:rPr>
-          <w:rStyle w:val="VerbatimChar"/>
-        </w:rPr>
-        <w:t xml:space="preserve">You'll also use this file to specify uv [configuration options](../concepts/configuration-files.md)</w:t>
-      </w:r>
-      <w:r>
-        <w:br/>
-      </w:r>
-      <w:r>
-        <w:rPr>
-          <w:rStyle w:val="VerbatimChar"/>
-        </w:rPr>
-        <w:t xml:space="preserve">in a [`[tool.uv]`](../reference/settings.md) section.</w:t>
-      </w:r>
-      <w:r>
-        <w:br/>
-      </w:r>
-      <w:r>
-        <w:br/>
-      </w:r>
-      <w:r>
-        <w:rPr>
-          <w:rStyle w:val="VerbatimChar"/>
-        </w:rPr>
-        <w:t xml:space="preserve">### `.python-version`</w:t>
-      </w:r>
-      <w:r>
-        <w:br/>
-      </w:r>
-      <w:r>
-        <w:br/>
-      </w:r>
-      <w:r>
-        <w:rPr>
-          <w:rStyle w:val="VerbatimChar"/>
-        </w:rPr>
-        <w:t xml:space="preserve">The `.python-version` file contains the project's default Python version. This file tells uv which</w:t>
-      </w:r>
-      <w:r>
-        <w:br/>
-      </w:r>
-      <w:r>
-        <w:rPr>
-          <w:rStyle w:val="VerbatimChar"/>
-        </w:rPr>
-        <w:t xml:space="preserve">Python version to use when creating the project's virtual environment.</w:t>
-      </w:r>
-      <w:r>
-        <w:br/>
-      </w:r>
-      <w:r>
-        <w:br/>
-      </w:r>
-      <w:r>
-        <w:rPr>
-          <w:rStyle w:val="VerbatimChar"/>
-        </w:rPr>
-        <w:t xml:space="preserve">### `.venv`</w:t>
-      </w:r>
-      <w:r>
-        <w:br/>
-      </w:r>
-      <w:r>
-        <w:br/>
-      </w:r>
-      <w:r>
-        <w:rPr>
-          <w:rStyle w:val="VerbatimChar"/>
-        </w:rPr>
-        <w:t xml:space="preserve">The `.venv` folder contains your project's virtual environment, a Python environment that is</w:t>
-      </w:r>
-      <w:r>
-        <w:br/>
-      </w:r>
-      <w:r>
-        <w:rPr>
-          <w:rStyle w:val="VerbatimChar"/>
-        </w:rPr>
-        <w:t xml:space="preserve">isolated from the rest of your system. This is where uv will install your project's dependencies.</w:t>
-      </w:r>
-      <w:r>
-        <w:br/>
-      </w:r>
-      <w:r>
-        <w:br/>
-      </w:r>
-      <w:r>
-        <w:rPr>
-          <w:rStyle w:val="VerbatimChar"/>
-        </w:rPr>
-        <w:t xml:space="preserve">See the [project environment](../concepts/projects/layout.md#the-project-environment) documentation</w:t>
-      </w:r>
-      <w:r>
-        <w:br/>
-      </w:r>
-      <w:r>
-        <w:rPr>
-          <w:rStyle w:val="VerbatimChar"/>
-        </w:rPr>
-        <w:t xml:space="preserve">for more details.</w:t>
-      </w:r>
-      <w:r>
-        <w:br/>
-      </w:r>
-      <w:r>
-        <w:br/>
-      </w:r>
-      <w:r>
-        <w:rPr>
-          <w:rStyle w:val="VerbatimChar"/>
-        </w:rPr>
-        <w:t xml:space="preserve">### `uv.lock`</w:t>
-      </w:r>
-      <w:r>
-        <w:br/>
-      </w:r>
-      <w:r>
-        <w:br/>
-      </w:r>
-      <w:r>
-        <w:rPr>
-          <w:rStyle w:val="VerbatimChar"/>
-        </w:rPr>
-        <w:t xml:space="preserve">`uv.lock` is a cross-platform lockfile that contains exact information about your project's</w:t>
-      </w:r>
-      <w:r>
-        <w:br/>
-      </w:r>
-      <w:r>
-        <w:rPr>
-          <w:rStyle w:val="VerbatimChar"/>
-        </w:rPr>
-        <w:t xml:space="preserve">dependencies. Unlike the `pyproject.toml` which is used to specify the broad requirements of your</w:t>
-      </w:r>
-      <w:r>
-        <w:br/>
-      </w:r>
-      <w:r>
-        <w:rPr>
-          <w:rStyle w:val="VerbatimChar"/>
-        </w:rPr>
-        <w:t xml:space="preserve">project, the lockfile contains the exact resolved versions that are installed in the project</w:t>
-      </w:r>
-      <w:r>
-        <w:br/>
-      </w:r>
-      <w:r>
-        <w:rPr>
-          <w:rStyle w:val="VerbatimChar"/>
-        </w:rPr>
-        <w:t xml:space="preserve">environment. This file should be checked into version control, allowing for consistent and</w:t>
-      </w:r>
-      <w:r>
-        <w:br/>
-      </w:r>
-      <w:r>
-        <w:rPr>
-          <w:rStyle w:val="VerbatimChar"/>
-        </w:rPr>
-        <w:t xml:space="preserve">reproducible installations across machines.</w:t>
-      </w:r>
-      <w:r>
-        <w:br/>
-      </w:r>
-      <w:r>
-        <w:br/>
-      </w:r>
-      <w:r>
-        <w:rPr>
-          <w:rStyle w:val="VerbatimChar"/>
-        </w:rPr>
-        <w:t xml:space="preserve">`uv.lock` is a human-readable TOML file but is managed by uv and should not be edited manually.</w:t>
-      </w:r>
-      <w:r>
-        <w:br/>
-      </w:r>
-      <w:r>
-        <w:br/>
-      </w:r>
-      <w:r>
-        <w:rPr>
-          <w:rStyle w:val="VerbatimChar"/>
-        </w:rPr>
-        <w:t xml:space="preserve">See the [lockfile](../concepts/projects/layout.md#the-lockfile) documentation for more details.</w:t>
-      </w:r>
-      <w:r>
-        <w:br/>
-      </w:r>
-      <w:r>
-        <w:br/>
-      </w:r>
-      <w:r>
-        <w:rPr>
-          <w:rStyle w:val="VerbatimChar"/>
-        </w:rPr>
-        <w:t xml:space="preserve">## Managing dependencies</w:t>
-      </w:r>
-      <w:r>
-        <w:br/>
-      </w:r>
-      <w:r>
-        <w:br/>
-      </w:r>
-      <w:r>
-        <w:rPr>
-          <w:rStyle w:val="VerbatimChar"/>
-        </w:rPr>
-        <w:t xml:space="preserve">You can add dependencies to your `pyproject.toml` with the `uv add` command. This will also update</w:t>
-      </w:r>
-      <w:r>
-        <w:br/>
-      </w:r>
-      <w:r>
-        <w:rPr>
-          <w:rStyle w:val="VerbatimChar"/>
-        </w:rPr>
-        <w:t xml:space="preserve">the lockfile and project environment:</w:t>
-      </w:r>
-      <w:r>
-        <w:br/>
-      </w:r>
-      <w:r>
-        <w:br/>
-      </w:r>
-      <w:r>
-        <w:rPr>
-          <w:rStyle w:val="VerbatimChar"/>
-        </w:rPr>
-        <w:t xml:space="preserve">```console</w:t>
-      </w:r>
-      <w:r>
-        <w:br/>
-      </w:r>
-      <w:r>
         <w:rPr>
           <w:rStyle w:val="VerbatimChar"/>
         </w:rPr>
@@ -1104,7 +1480,7 @@
         <w:pStyle w:val="FirstParagraph"/>
       </w:pPr>
       <w:r>
-        <w:t xml:space="preserve">If you’re migrating from a</w:t>
+        <w:t xml:space="preserve">If you're migrating from a</w:t>
       </w:r>
       <w:r>
         <w:t xml:space="preserve"> </w:t>
@@ -1297,7 +1673,7 @@
       <w:r>
         <w:t xml:space="preserve"> </w:t>
       </w:r>
-      <w:hyperlink r:id="rId10">
+      <w:hyperlink r:id="rId19">
         <w:r>
           <w:rPr>
             <w:rStyle w:val="Hyperlink"/>
@@ -1318,9 +1694,8 @@
         <w:t xml:space="preserve">details.</w:t>
       </w:r>
     </w:p>
-    <w:bookmarkEnd w:id="11"/>
-    <w:bookmarkEnd w:id="12"/>
-    <w:bookmarkStart w:id="14" w:name="viewing-your-version"/>
+    <w:bookmarkEnd w:id="20"/>
+    <w:bookmarkStart w:id="22" w:name="viewing-your-version"/>
     <w:p>
       <w:pPr>
         <w:pStyle w:val="Heading2"/>
@@ -1349,7 +1724,7 @@
         <w:t xml:space="preserve"> </w:t>
       </w:r>
       <w:r>
-        <w:t xml:space="preserve">command can be used to read your package’s version.</w:t>
+        <w:t xml:space="preserve">command can be used to read your package's version.</w:t>
       </w:r>
     </w:p>
     <w:p>
@@ -1524,7 +1899,7 @@
       <w:r>
         <w:t xml:space="preserve"> </w:t>
       </w:r>
-      <w:hyperlink r:id="rId13">
+      <w:hyperlink r:id="rId21">
         <w:r>
           <w:rPr>
             <w:rStyle w:val="Hyperlink"/>
@@ -1545,8 +1920,8 @@
         <w:t xml:space="preserve">version.</w:t>
       </w:r>
     </w:p>
-    <w:bookmarkEnd w:id="14"/>
-    <w:bookmarkStart w:id="16" w:name="running-commands"/>
+    <w:bookmarkEnd w:id="22"/>
+    <w:bookmarkStart w:id="24" w:name="running-commands"/>
     <w:p>
       <w:pPr>
         <w:pStyle w:val="Heading2"/>
@@ -1721,39 +2096,106 @@
     </w:p>
     <w:p>
       <w:pPr>
+        <w:pStyle w:val="SourceCode"/>
+      </w:pPr>
+      <w:r>
+        <w:rPr>
+          <w:rStyle w:val="CommentTok"/>
+        </w:rPr>
+        <w:t xml:space="preserve"># Require a project dependency</w:t>
+      </w:r>
+      <w:r>
+        <w:br/>
+      </w:r>
+      <w:r>
+        <w:rPr>
+          <w:rStyle w:val="ImportTok"/>
+        </w:rPr>
+        <w:t xml:space="preserve">import</w:t>
+      </w:r>
+      <w:r>
+        <w:rPr>
+          <w:rStyle w:val="NormalTok"/>
+        </w:rPr>
+        <w:t xml:space="preserve"> flask</w:t>
+      </w:r>
+      <w:r>
+        <w:br/>
+      </w:r>
+      <w:r>
+        <w:br/>
+      </w:r>
+      <w:r>
+        <w:rPr>
+          <w:rStyle w:val="BuiltInTok"/>
+        </w:rPr>
+        <w:t xml:space="preserve">print</w:t>
+      </w:r>
+      <w:r>
+        <w:rPr>
+          <w:rStyle w:val="NormalTok"/>
+        </w:rPr>
+        <w:t xml:space="preserve">(</w:t>
+      </w:r>
+      <w:r>
+        <w:rPr>
+          <w:rStyle w:val="StringTok"/>
+        </w:rPr>
+        <w:t xml:space="preserve">"hello world"</w:t>
+      </w:r>
+      <w:r>
+        <w:rPr>
+          <w:rStyle w:val="NormalTok"/>
+        </w:rPr>
+        <w:t xml:space="preserve">)</w:t>
+      </w:r>
+    </w:p>
+    <w:p>
+      <w:pPr>
+        <w:pStyle w:val="SourceCode"/>
+      </w:pPr>
+      <w:r>
+        <w:rPr>
+          <w:rStyle w:val="VerbatimChar"/>
+        </w:rPr>
+        <w:t xml:space="preserve">$ uv run example.py</w:t>
+      </w:r>
+    </w:p>
+    <w:p>
+      <w:pPr>
+        <w:pStyle w:val="FirstParagraph"/>
+      </w:pPr>
+      <w:r>
+        <w:t xml:space="preserve">Alternatively, you can use</w:t>
+      </w:r>
+      <w:r>
+        <w:t xml:space="preserve"> </w:t>
+      </w:r>
+      <w:r>
+        <w:rPr>
+          <w:rStyle w:val="VerbatimChar"/>
+        </w:rPr>
+        <w:t xml:space="preserve">uv sync</w:t>
+      </w:r>
+      <w:r>
+        <w:t xml:space="preserve"> </w:t>
+      </w:r>
+      <w:r>
+        <w:t xml:space="preserve">to manually update the environment then activate it before</w:t>
+      </w:r>
+      <w:r>
+        <w:t xml:space="preserve"> </w:t>
+      </w:r>
+      <w:r>
+        <w:t xml:space="preserve">executing a command:</w:t>
+      </w:r>
+    </w:p>
+    <w:p>
+      <w:pPr>
         <w:pStyle w:val="BodyText"/>
       </w:pPr>
       <w:r>
-        <w:t xml:space="preserve">```python title=</w:t>
-      </w:r>
-      <w:r>
-        <w:t xml:space="preserve">“example.py”</w:t>
-      </w:r>
-      <w:r>
-        <w:t xml:space="preserve"> </w:t>
-      </w:r>
-      <w:r>
-        <w:t xml:space="preserve"># Require a project dependency</w:t>
-      </w:r>
-      <w:r>
-        <w:t xml:space="preserve"> </w:t>
-      </w:r>
-      <w:r>
-        <w:t xml:space="preserve">import flask</w:t>
-      </w:r>
-    </w:p>
-    <w:p>
-      <w:pPr>
-        <w:pStyle w:val="BodyText"/>
-      </w:pPr>
-      <w:r>
-        <w:t xml:space="preserve">print(</w:t>
-      </w:r>
-      <w:r>
-        <w:t xml:space="preserve">“hello world”</w:t>
-      </w:r>
-      <w:r>
-        <w:t xml:space="preserve">)</w:t>
+        <w:t xml:space="preserve">=== "macOS and Linux"</w:t>
       </w:r>
     </w:p>
     <w:p>
@@ -1761,9 +2203,6 @@
         <w:pStyle w:val="SourceCode"/>
       </w:pPr>
       <w:r>
-        <w:br/>
-      </w:r>
-      <w:r>
         <w:rPr>
           <w:rStyle w:val="VerbatimChar"/>
         </w:rPr>
@@ -1776,7 +2215,43 @@
         <w:rPr>
           <w:rStyle w:val="VerbatimChar"/>
         </w:rPr>
-        <w:t xml:space="preserve">$ uv run example.py</w:t>
+        <w:t xml:space="preserve">$ uv sync</w:t>
+      </w:r>
+      <w:r>
+        <w:br/>
+      </w:r>
+      <w:r>
+        <w:rPr>
+          <w:rStyle w:val="VerbatimChar"/>
+        </w:rPr>
+        <w:t xml:space="preserve">$ source .venv/bin/activate</w:t>
+      </w:r>
+      <w:r>
+        <w:br/>
+      </w:r>
+      <w:r>
+        <w:rPr>
+          <w:rStyle w:val="VerbatimChar"/>
+        </w:rPr>
+        <w:t xml:space="preserve">$ flask run -p 3000</w:t>
+      </w:r>
+      <w:r>
+        <w:br/>
+      </w:r>
+      <w:r>
+        <w:rPr>
+          <w:rStyle w:val="VerbatimChar"/>
+        </w:rPr>
+        <w:t xml:space="preserve">$ python example.py</w:t>
+      </w:r>
+      <w:r>
+        <w:br/>
+      </w:r>
+      <w:r>
+        <w:rPr>
+          <w:rStyle w:val="VerbatimChar"/>
+        </w:rPr>
+        <w:t xml:space="preserve">```</w:t>
       </w:r>
     </w:p>
     <w:p>
@@ -1784,42 +2259,7 @@
         <w:pStyle w:val="FirstParagraph"/>
       </w:pPr>
       <w:r>
-        <w:t xml:space="preserve">Alternatively, you can use</w:t>
-      </w:r>
-      <w:r>
-        <w:t xml:space="preserve"> </w:t>
-      </w:r>
-      <w:r>
-        <w:rPr>
-          <w:rStyle w:val="VerbatimChar"/>
-        </w:rPr>
-        <w:t xml:space="preserve">uv sync</w:t>
-      </w:r>
-      <w:r>
-        <w:t xml:space="preserve"> </w:t>
-      </w:r>
-      <w:r>
-        <w:t xml:space="preserve">to manually update the environment then activate it before</w:t>
-      </w:r>
-      <w:r>
-        <w:t xml:space="preserve"> </w:t>
-      </w:r>
-      <w:r>
-        <w:t xml:space="preserve">executing a command:</w:t>
-      </w:r>
-    </w:p>
-    <w:p>
-      <w:pPr>
-        <w:pStyle w:val="BodyText"/>
-      </w:pPr>
-      <w:r>
-        <w:t xml:space="preserve">===</w:t>
-      </w:r>
-      <w:r>
-        <w:t xml:space="preserve"> </w:t>
-      </w:r>
-      <w:r>
-        <w:t xml:space="preserve">“macOS and Linux”</w:t>
+        <w:t xml:space="preserve">=== "Windows"</w:t>
       </w:r>
     </w:p>
     <w:p>
@@ -1830,43 +2270,43 @@
         <w:rPr>
           <w:rStyle w:val="VerbatimChar"/>
         </w:rPr>
-        <w:t xml:space="preserve">```console</w:t>
-      </w:r>
-      <w:r>
-        <w:br/>
-      </w:r>
-      <w:r>
-        <w:rPr>
-          <w:rStyle w:val="VerbatimChar"/>
-        </w:rPr>
-        <w:t xml:space="preserve">$ uv sync</w:t>
-      </w:r>
-      <w:r>
-        <w:br/>
-      </w:r>
-      <w:r>
-        <w:rPr>
-          <w:rStyle w:val="VerbatimChar"/>
-        </w:rPr>
-        <w:t xml:space="preserve">$ source .venv/bin/activate</w:t>
-      </w:r>
-      <w:r>
-        <w:br/>
-      </w:r>
-      <w:r>
-        <w:rPr>
-          <w:rStyle w:val="VerbatimChar"/>
-        </w:rPr>
-        <w:t xml:space="preserve">$ flask run -p 3000</w:t>
-      </w:r>
-      <w:r>
-        <w:br/>
-      </w:r>
-      <w:r>
-        <w:rPr>
-          <w:rStyle w:val="VerbatimChar"/>
-        </w:rPr>
-        <w:t xml:space="preserve">$ python example.py</w:t>
+        <w:t xml:space="preserve">```pwsh-session</w:t>
+      </w:r>
+      <w:r>
+        <w:br/>
+      </w:r>
+      <w:r>
+        <w:rPr>
+          <w:rStyle w:val="VerbatimChar"/>
+        </w:rPr>
+        <w:t xml:space="preserve">PS&gt; uv sync</w:t>
+      </w:r>
+      <w:r>
+        <w:br/>
+      </w:r>
+      <w:r>
+        <w:rPr>
+          <w:rStyle w:val="VerbatimChar"/>
+        </w:rPr>
+        <w:t xml:space="preserve">PS&gt; .venv\Scripts\activate</w:t>
+      </w:r>
+      <w:r>
+        <w:br/>
+      </w:r>
+      <w:r>
+        <w:rPr>
+          <w:rStyle w:val="VerbatimChar"/>
+        </w:rPr>
+        <w:t xml:space="preserve">PS&gt; flask run -p 3000</w:t>
+      </w:r>
+      <w:r>
+        <w:br/>
+      </w:r>
+      <w:r>
+        <w:rPr>
+          <w:rStyle w:val="VerbatimChar"/>
+        </w:rPr>
+        <w:t xml:space="preserve">PS&gt; python example.py</w:t>
       </w:r>
       <w:r>
         <w:br/>
@@ -1883,13 +2323,7 @@
         <w:pStyle w:val="FirstParagraph"/>
       </w:pPr>
       <w:r>
-        <w:t xml:space="preserve">===</w:t>
-      </w:r>
-      <w:r>
-        <w:t xml:space="preserve"> </w:t>
-      </w:r>
-      <w:r>
-        <w:t xml:space="preserve">“Windows”</w:t>
+        <w:t xml:space="preserve">!!! note</w:t>
       </w:r>
     </w:p>
     <w:p>
@@ -1900,52 +2334,7 @@
         <w:rPr>
           <w:rStyle w:val="VerbatimChar"/>
         </w:rPr>
-        <w:t xml:space="preserve">```pwsh-session</w:t>
-      </w:r>
-      <w:r>
-        <w:br/>
-      </w:r>
-      <w:r>
-        <w:rPr>
-          <w:rStyle w:val="VerbatimChar"/>
-        </w:rPr>
-        <w:t xml:space="preserve">PS&gt; uv sync</w:t>
-      </w:r>
-      <w:r>
-        <w:br/>
-      </w:r>
-      <w:r>
-        <w:rPr>
-          <w:rStyle w:val="VerbatimChar"/>
-        </w:rPr>
-        <w:t xml:space="preserve">PS&gt; .venv\Scripts\activate</w:t>
-      </w:r>
-      <w:r>
-        <w:br/>
-      </w:r>
-      <w:r>
-        <w:rPr>
-          <w:rStyle w:val="VerbatimChar"/>
-        </w:rPr>
-        <w:t xml:space="preserve">PS&gt; flask run -p 3000</w:t>
-      </w:r>
-      <w:r>
-        <w:br/>
-      </w:r>
-      <w:r>
-        <w:rPr>
-          <w:rStyle w:val="VerbatimChar"/>
-        </w:rPr>
-        <w:t xml:space="preserve">PS&gt; python example.py</w:t>
-      </w:r>
-      <w:r>
-        <w:br/>
-      </w:r>
-      <w:r>
-        <w:rPr>
-          <w:rStyle w:val="VerbatimChar"/>
-        </w:rPr>
-        <w:t xml:space="preserve">```</w:t>
+        <w:t xml:space="preserve">The virtual environment must be active to run scripts and commands in the project without `uv run`. Virtual environment activation differs per shell and platform.</w:t>
       </w:r>
     </w:p>
     <w:p>
@@ -1953,31 +2342,12 @@
         <w:pStyle w:val="FirstParagraph"/>
       </w:pPr>
       <w:r>
-        <w:t xml:space="preserve">!!! note</w:t>
-      </w:r>
-    </w:p>
-    <w:p>
-      <w:pPr>
-        <w:pStyle w:val="SourceCode"/>
-      </w:pPr>
-      <w:r>
-        <w:rPr>
-          <w:rStyle w:val="VerbatimChar"/>
-        </w:rPr>
-        <w:t xml:space="preserve">The virtual environment must be active to run scripts and commands in the project without `uv run`. Virtual environment activation differs per shell and platform.</w:t>
-      </w:r>
-    </w:p>
-    <w:p>
-      <w:pPr>
-        <w:pStyle w:val="FirstParagraph"/>
-      </w:pPr>
-      <w:r>
         <w:t xml:space="preserve">See the documentation on</w:t>
       </w:r>
       <w:r>
         <w:t xml:space="preserve"> </w:t>
       </w:r>
-      <w:hyperlink r:id="rId15">
+      <w:hyperlink r:id="rId23">
         <w:r>
           <w:rPr>
             <w:rStyle w:val="Hyperlink"/>
@@ -1998,8 +2368,8 @@
         <w:t xml:space="preserve">more details.</w:t>
       </w:r>
     </w:p>
-    <w:bookmarkEnd w:id="16"/>
-    <w:bookmarkStart w:id="18" w:name="building-distributions"/>
+    <w:bookmarkEnd w:id="24"/>
+    <w:bookmarkStart w:id="26" w:name="building-distributions"/>
     <w:p>
       <w:pPr>
         <w:pStyle w:val="Heading2"/>
@@ -2123,7 +2493,7 @@
       <w:r>
         <w:t xml:space="preserve"> </w:t>
       </w:r>
-      <w:hyperlink r:id="rId17">
+      <w:hyperlink r:id="rId25">
         <w:r>
           <w:rPr>
             <w:rStyle w:val="Hyperlink"/>
@@ -2138,8 +2508,8 @@
         <w:t xml:space="preserve">for more details.</w:t>
       </w:r>
     </w:p>
-    <w:bookmarkEnd w:id="18"/>
-    <w:bookmarkStart w:id="22" w:name="next-steps"/>
+    <w:bookmarkEnd w:id="26"/>
+    <w:bookmarkStart w:id="30" w:name="next-steps"/>
     <w:p>
       <w:pPr>
         <w:pStyle w:val="Heading2"/>
@@ -2158,7 +2528,7 @@
       <w:r>
         <w:t xml:space="preserve"> </w:t>
       </w:r>
-      <w:hyperlink r:id="rId19">
+      <w:hyperlink r:id="rId27">
         <w:r>
           <w:rPr>
             <w:rStyle w:val="Hyperlink"/>
@@ -2175,7 +2545,7 @@
       <w:r>
         <w:t xml:space="preserve"> </w:t>
       </w:r>
-      <w:hyperlink r:id="rId20">
+      <w:hyperlink r:id="rId28">
         <w:r>
           <w:rPr>
             <w:rStyle w:val="Hyperlink"/>
@@ -2197,7 +2567,7 @@
       <w:r>
         <w:t xml:space="preserve"> </w:t>
       </w:r>
-      <w:hyperlink r:id="rId21">
+      <w:hyperlink r:id="rId29">
         <w:r>
           <w:rPr>
             <w:rStyle w:val="Hyperlink"/>
@@ -2209,8 +2579,8 @@
         <w:t xml:space="preserve">.</w:t>
       </w:r>
     </w:p>
-    <w:bookmarkEnd w:id="22"/>
-    <w:bookmarkEnd w:id="23"/>
+    <w:bookmarkEnd w:id="30"/>
+    <w:bookmarkEnd w:id="31"/>
     <w:sectPr>
       <w:footnotePr>
         <w:numRestart w:val="eachSect"/>
